--- a/public/tours/domestic/south_india/itineraries/3 Days Kodaikanal Getaway.docx
+++ b/public/tours/domestic/south_india/itineraries/3 Days Kodaikanal Getaway.docx
@@ -1,6 +1,6 @@
 
 <file path=word/document.xml><?xml version="1.0" encoding="utf-8"?>
-<w:document xmlns:wpc="http://schemas.microsoft.com/office/word/2010/wordprocessingCanvas" xmlns:cx="http://schemas.microsoft.com/office/drawing/2014/chartex" xmlns:cx1="http://schemas.microsoft.com/office/drawing/2015/9/8/chartex" xmlns:cx2="http://schemas.microsoft.com/office/drawing/2015/10/21/chartex" xmlns:cx3="http://schemas.microsoft.com/office/drawing/2016/5/9/chartex" xmlns:cx4="http://schemas.microsoft.com/office/drawing/2016/5/10/chartex" xmlns:cx5="http://schemas.microsoft.com/office/drawing/2016/5/11/chartex" xmlns:cx6="http://schemas.microsoft.com/office/drawing/2016/5/12/chartex" xmlns:cx7="http://schemas.microsoft.com/office/drawing/2016/5/13/chartex" xmlns:cx8="http://schemas.microsoft.com/office/drawing/2016/5/14/chartex" xmlns:mc="http://schemas.openxmlformats.org/markup-compatibility/2006" xmlns:aink="http://schemas.microsoft.com/office/drawing/2016/ink" xmlns:am3d="http://schemas.microsoft.com/office/drawing/2017/model3d" xmlns:o="urn:schemas-microsoft-com:office:office" xmlns:oel="http://schemas.microsoft.com/office/2019/extlst" xmlns:r="http://schemas.openxmlformats.org/officeDocument/2006/relationships" xmlns:m="http://schemas.openxmlformats.org/officeDocument/2006/math" xmlns:v="urn:schemas-microsoft-com:vml" xmlns:wp14="http://schemas.microsoft.com/office/word/2010/wordprocessingDrawing" xmlns:wp="http://schemas.openxmlformats.org/drawingml/2006/wordprocessingDrawing" xmlns:w10="urn:schemas-microsoft-com:office:word" xmlns:w="http://schemas.openxmlformats.org/wordprocessingml/2006/main" xmlns:w14="http://schemas.microsoft.com/office/word/2010/wordml" xmlns:w15="http://schemas.microsoft.com/office/word/2012/wordml" xmlns:w16cex="http://schemas.microsoft.com/office/word/2018/wordml/cex" xmlns:w16cid="http://schemas.microsoft.com/office/word/2016/wordml/cid" xmlns:w16="http://schemas.microsoft.com/office/word/2018/wordml" xmlns:w16du="http://schemas.microsoft.com/office/word/2023/wordml/word16du" xmlns:w16sdtdh="http://schemas.microsoft.com/office/word/2020/wordml/sdtdatahash" xmlns:w16sdtfl="http://schemas.microsoft.com/office/word/2024/wordml/sdtformatlock" xmlns:w16se="http://schemas.microsoft.com/office/word/2015/wordml/symex" xmlns:wpg="http://schemas.microsoft.com/office/word/2010/wordprocessingGroup" xmlns:wpi="http://schemas.microsoft.com/office/word/2010/wordprocessingInk" xmlns:wne="http://schemas.microsoft.com/office/word/2006/wordml" xmlns:wps="http://schemas.microsoft.com/office/word/2010/wordprocessingShape" mc:Ignorable="w14 w15 w16se w16cid w16 w16cex w16sdtdh w16sdtfl w16du wp14">
+<w:document xmlns:wpc="http://schemas.microsoft.com/office/word/2010/wordprocessingCanvas" xmlns:cx="http://schemas.microsoft.com/office/drawing/2014/chartex" xmlns:cx1="http://schemas.microsoft.com/office/drawing/2015/9/8/chartex" xmlns:cx2="http://schemas.microsoft.com/office/drawing/2015/10/21/chartex" xmlns:cx3="http://schemas.microsoft.com/office/drawing/2016/5/9/chartex" xmlns:cx4="http://schemas.microsoft.com/office/drawing/2016/5/10/chartex" xmlns:cx5="http://schemas.microsoft.com/office/drawing/2016/5/11/chartex" xmlns:cx6="http://schemas.microsoft.com/office/drawing/2016/5/12/chartex" xmlns:cx7="http://schemas.microsoft.com/office/drawing/2016/5/13/chartex" xmlns:cx8="http://schemas.microsoft.com/office/drawing/2016/5/14/chartex" xmlns:mc="http://schemas.openxmlformats.org/markup-compatibility/2006" xmlns:aink="http://schemas.microsoft.com/office/drawing/2016/ink" xmlns:am3d="http://schemas.microsoft.com/office/drawing/2017/model3d" xmlns:o="urn:schemas-microsoft-com:office:office" xmlns:r="http://schemas.openxmlformats.org/officeDocument/2006/relationships" xmlns:m="http://schemas.openxmlformats.org/officeDocument/2006/math" xmlns:v="urn:schemas-microsoft-com:vml" xmlns:wp14="http://schemas.microsoft.com/office/word/2010/wordprocessingDrawing" xmlns:wp="http://schemas.openxmlformats.org/drawingml/2006/wordprocessingDrawing" xmlns:w10="urn:schemas-microsoft-com:office:word" xmlns:w="http://schemas.openxmlformats.org/wordprocessingml/2006/main" xmlns:w14="http://schemas.microsoft.com/office/word/2010/wordml" xmlns:w15="http://schemas.microsoft.com/office/word/2012/wordml" xmlns:w16cid="http://schemas.microsoft.com/office/word/2016/wordml/cid" xmlns:w16se="http://schemas.microsoft.com/office/word/2015/wordml/symex" xmlns:wpg="http://schemas.microsoft.com/office/word/2010/wordprocessingGroup" xmlns:wpi="http://schemas.microsoft.com/office/word/2010/wordprocessingInk" xmlns:wne="http://schemas.microsoft.com/office/word/2006/wordml" xmlns:wps="http://schemas.microsoft.com/office/word/2010/wordprocessingShape" mc:Ignorable="w14 w15 w16se w16cid wp14">
   <w:body>
     <w:p>
       <w:pPr>
@@ -25,7 +25,33 @@
           <w:szCs w:val="28"/>
           <w:lang w:eastAsia="en-IN"/>
         </w:rPr>
-        <w:t>3 Days Kodaikanal Getaway</w:t>
+        <w:t xml:space="preserve">3 Days </w:t>
+      </w:r>
+      <w:proofErr w:type="spellStart"/>
+      <w:r>
+        <w:rPr>
+          <w:rFonts w:ascii="Arial" w:eastAsia="Times New Roman" w:hAnsi="Arial" w:cs="Arial"/>
+          <w:b/>
+          <w:bCs/>
+          <w:color w:val="000000"/>
+          <w:sz w:val="28"/>
+          <w:szCs w:val="28"/>
+          <w:lang w:eastAsia="en-IN"/>
+        </w:rPr>
+        <w:t>Kodaikanal</w:t>
+      </w:r>
+      <w:proofErr w:type="spellEnd"/>
+      <w:r>
+        <w:rPr>
+          <w:rFonts w:ascii="Arial" w:eastAsia="Times New Roman" w:hAnsi="Arial" w:cs="Arial"/>
+          <w:b/>
+          <w:bCs/>
+          <w:color w:val="000000"/>
+          <w:sz w:val="28"/>
+          <w:szCs w:val="28"/>
+          <w:lang w:eastAsia="en-IN"/>
+        </w:rPr>
+        <w:t xml:space="preserve"> Getaway</w:t>
       </w:r>
     </w:p>
     <w:p>
@@ -70,7 +96,21 @@
         <w:rPr>
           <w:rFonts w:ascii="Arial" w:hAnsi="Arial" w:cs="Arial"/>
         </w:rPr>
-        <w:t>Enjoy a refreshing group getaway to Kodaikanal, the “Princess of Hill Stations,” with a perfect mix of scenic beauty, village experiences, and valley viewpoints. This package is designed for group travel with comfortable train journeys, accommodation, meals, and guided sightseeing.</w:t>
+        <w:t xml:space="preserve">Enjoy a refreshing group getaway to </w:t>
+      </w:r>
+      <w:proofErr w:type="spellStart"/>
+      <w:r>
+        <w:rPr>
+          <w:rFonts w:ascii="Arial" w:hAnsi="Arial" w:cs="Arial"/>
+        </w:rPr>
+        <w:t>Kodaikanal</w:t>
+      </w:r>
+      <w:proofErr w:type="spellEnd"/>
+      <w:r>
+        <w:rPr>
+          <w:rFonts w:ascii="Arial" w:hAnsi="Arial" w:cs="Arial"/>
+        </w:rPr>
+        <w:t>, the “Princess of Hill Stations,” with a perfect mix of scenic beauty, village experiences, and valley viewpoints. This package is designed for group travel with comfortable train journeys, accommodation, meals, and guided sightseeing.</w:t>
       </w:r>
       <w:r>
         <w:rPr>
@@ -104,7 +144,21 @@
         <w:rPr>
           <w:rFonts w:ascii="Arial" w:hAnsi="Arial" w:cs="Arial"/>
         </w:rPr>
-        <w:t xml:space="preserve">Explore Kodaikanal </w:t>
+        <w:t xml:space="preserve">Explore </w:t>
+      </w:r>
+      <w:proofErr w:type="spellStart"/>
+      <w:r>
+        <w:rPr>
+          <w:rFonts w:ascii="Arial" w:hAnsi="Arial" w:cs="Arial"/>
+        </w:rPr>
+        <w:t>Kodaikanal</w:t>
+      </w:r>
+      <w:proofErr w:type="spellEnd"/>
+      <w:r>
+        <w:rPr>
+          <w:rFonts w:ascii="Arial" w:hAnsi="Arial" w:cs="Arial"/>
+        </w:rPr>
+        <w:t xml:space="preserve"> </w:t>
       </w:r>
     </w:p>
     <w:p>
@@ -122,7 +176,35 @@
         <w:rPr>
           <w:rFonts w:ascii="Arial" w:hAnsi="Arial" w:cs="Arial"/>
         </w:rPr>
-        <w:t xml:space="preserve">Visit Pine Forest Kodaikanal and Gundar Falls </w:t>
+        <w:t xml:space="preserve">Visit Pine Forest </w:t>
+      </w:r>
+      <w:proofErr w:type="spellStart"/>
+      <w:r>
+        <w:rPr>
+          <w:rFonts w:ascii="Arial" w:hAnsi="Arial" w:cs="Arial"/>
+        </w:rPr>
+        <w:t>Kodaikanal</w:t>
+      </w:r>
+      <w:proofErr w:type="spellEnd"/>
+      <w:r>
+        <w:rPr>
+          <w:rFonts w:ascii="Arial" w:hAnsi="Arial" w:cs="Arial"/>
+        </w:rPr>
+        <w:t xml:space="preserve"> and </w:t>
+      </w:r>
+      <w:proofErr w:type="spellStart"/>
+      <w:r>
+        <w:rPr>
+          <w:rFonts w:ascii="Arial" w:hAnsi="Arial" w:cs="Arial"/>
+        </w:rPr>
+        <w:t>Gundar</w:t>
+      </w:r>
+      <w:proofErr w:type="spellEnd"/>
+      <w:r>
+        <w:rPr>
+          <w:rFonts w:ascii="Arial" w:hAnsi="Arial" w:cs="Arial"/>
+        </w:rPr>
+        <w:t xml:space="preserve"> Falls </w:t>
       </w:r>
     </w:p>
     <w:p>
@@ -140,7 +222,49 @@
         <w:rPr>
           <w:rFonts w:ascii="Arial" w:hAnsi="Arial" w:cs="Arial"/>
         </w:rPr>
-        <w:t xml:space="preserve">Discover Poombarai Village and Murugan Temple Poombarai </w:t>
+        <w:t xml:space="preserve">Discover </w:t>
+      </w:r>
+      <w:proofErr w:type="spellStart"/>
+      <w:r>
+        <w:rPr>
+          <w:rFonts w:ascii="Arial" w:hAnsi="Arial" w:cs="Arial"/>
+        </w:rPr>
+        <w:t>Poombarai</w:t>
+      </w:r>
+      <w:proofErr w:type="spellEnd"/>
+      <w:r>
+        <w:rPr>
+          <w:rFonts w:ascii="Arial" w:hAnsi="Arial" w:cs="Arial"/>
+        </w:rPr>
+        <w:t xml:space="preserve"> Village and </w:t>
+      </w:r>
+      <w:proofErr w:type="spellStart"/>
+      <w:r>
+        <w:rPr>
+          <w:rFonts w:ascii="Arial" w:hAnsi="Arial" w:cs="Arial"/>
+        </w:rPr>
+        <w:t>Murugan</w:t>
+      </w:r>
+      <w:proofErr w:type="spellEnd"/>
+      <w:r>
+        <w:rPr>
+          <w:rFonts w:ascii="Arial" w:hAnsi="Arial" w:cs="Arial"/>
+        </w:rPr>
+        <w:t xml:space="preserve"> Temple </w:t>
+      </w:r>
+      <w:proofErr w:type="spellStart"/>
+      <w:r>
+        <w:rPr>
+          <w:rFonts w:ascii="Arial" w:hAnsi="Arial" w:cs="Arial"/>
+        </w:rPr>
+        <w:t>Poombarai</w:t>
+      </w:r>
+      <w:proofErr w:type="spellEnd"/>
+      <w:r>
+        <w:rPr>
+          <w:rFonts w:ascii="Arial" w:hAnsi="Arial" w:cs="Arial"/>
+        </w:rPr>
+        <w:t xml:space="preserve"> </w:t>
       </w:r>
     </w:p>
     <w:p>
@@ -176,7 +300,21 @@
         <w:rPr>
           <w:rFonts w:ascii="Arial" w:hAnsi="Arial" w:cs="Arial"/>
         </w:rPr>
-        <w:t xml:space="preserve">Visit Vattakanal Falls and Bear Shola Falls </w:t>
+        <w:t xml:space="preserve">Visit </w:t>
+      </w:r>
+      <w:proofErr w:type="spellStart"/>
+      <w:r>
+        <w:rPr>
+          <w:rFonts w:ascii="Arial" w:hAnsi="Arial" w:cs="Arial"/>
+        </w:rPr>
+        <w:t>Vattakanal</w:t>
+      </w:r>
+      <w:proofErr w:type="spellEnd"/>
+      <w:r>
+        <w:rPr>
+          <w:rFonts w:ascii="Arial" w:hAnsi="Arial" w:cs="Arial"/>
+        </w:rPr>
+        <w:t xml:space="preserve"> Falls and Bear Shola Falls </w:t>
       </w:r>
     </w:p>
     <w:p>
@@ -194,7 +332,21 @@
         <w:rPr>
           <w:rFonts w:ascii="Arial" w:hAnsi="Arial" w:cs="Arial"/>
         </w:rPr>
-        <w:t xml:space="preserve">Explore Berijam Lake </w:t>
+        <w:t xml:space="preserve">Explore </w:t>
+      </w:r>
+      <w:proofErr w:type="spellStart"/>
+      <w:r>
+        <w:rPr>
+          <w:rFonts w:ascii="Arial" w:hAnsi="Arial" w:cs="Arial"/>
+        </w:rPr>
+        <w:t>Berijam</w:t>
+      </w:r>
+      <w:proofErr w:type="spellEnd"/>
+      <w:r>
+        <w:rPr>
+          <w:rFonts w:ascii="Arial" w:hAnsi="Arial" w:cs="Arial"/>
+        </w:rPr>
+        <w:t xml:space="preserve"> Lake </w:t>
       </w:r>
     </w:p>
     <w:p>
@@ -246,7 +398,7 @@
           <w:rFonts w:ascii="Arial" w:hAnsi="Arial" w:cs="Arial"/>
         </w:rPr>
         <w:pict w14:anchorId="4BD63B99">
-          <v:rect id="_x0000_i1056" style="width:0;height:1.5pt" o:hralign="center" o:hrstd="t" o:hr="t" fillcolor="#a0a0a0" stroked="f"/>
+          <v:rect id="_x0000_i1027" style="width:0;height:1.5pt" o:hralign="center" o:hrstd="t" o:hr="t" fillcolor="#a0a0a0" stroked="f"/>
         </w:pict>
       </w:r>
       <w:r>
@@ -274,8 +426,16 @@
         <w:rPr>
           <w:rFonts w:ascii="Arial" w:hAnsi="Arial" w:cs="Arial"/>
         </w:rPr>
-        <w:t>Standard Hotel in Kodaikanal</w:t>
-      </w:r>
+        <w:t xml:space="preserve">Standard Hotel in </w:t>
+      </w:r>
+      <w:proofErr w:type="spellStart"/>
+      <w:r>
+        <w:rPr>
+          <w:rFonts w:ascii="Arial" w:hAnsi="Arial" w:cs="Arial"/>
+        </w:rPr>
+        <w:t>Kodaikanal</w:t>
+      </w:r>
+      <w:proofErr w:type="spellEnd"/>
       <w:r>
         <w:rPr>
           <w:rFonts w:ascii="Arial" w:hAnsi="Arial" w:cs="Arial"/>
@@ -305,58 +465,294 @@
           <w:b/>
           <w:bCs/>
         </w:rPr>
-        <w:t>Day 01: Chennai – Dindigul – Kodaikanal</w:t>
-      </w:r>
+        <w:t xml:space="preserve">Day 01: Chennai – </w:t>
+      </w:r>
+      <w:proofErr w:type="spellStart"/>
+      <w:r>
+        <w:rPr>
+          <w:rFonts w:ascii="Arial" w:hAnsi="Arial" w:cs="Arial"/>
+          <w:b/>
+          <w:bCs/>
+        </w:rPr>
+        <w:t>Dindigul</w:t>
+      </w:r>
+      <w:proofErr w:type="spellEnd"/>
+      <w:r>
+        <w:rPr>
+          <w:rFonts w:ascii="Arial" w:hAnsi="Arial" w:cs="Arial"/>
+          <w:b/>
+          <w:bCs/>
+        </w:rPr>
+        <w:t xml:space="preserve"> – </w:t>
+      </w:r>
+      <w:proofErr w:type="spellStart"/>
+      <w:r>
+        <w:rPr>
+          <w:rFonts w:ascii="Arial" w:hAnsi="Arial" w:cs="Arial"/>
+          <w:b/>
+          <w:bCs/>
+        </w:rPr>
+        <w:t>Kodaikanal</w:t>
+      </w:r>
+      <w:proofErr w:type="spellEnd"/>
       <w:r>
         <w:rPr>
           <w:rFonts w:ascii="Arial" w:hAnsi="Arial" w:cs="Arial"/>
         </w:rPr>
         <w:br/>
-        <w:t>Departure from Chennai by overnight train. Arrival at Dindigul in the morning, proceed to Kodaikanal by road. Check-in at hotel and freshen up. Later proceed for local sightseeing including Pine Tree Forest, Gundar Falls, Mahalakshmi Temple, Palani View Point, Poombarai Village View, Murugan Temple, and Lake View. Return to hotel. Overnight stay in Kodaikanal.</w:t>
-      </w:r>
-    </w:p>
-    <w:p>
-      <w:pPr>
-        <w:rPr>
-          <w:rFonts w:ascii="Arial" w:hAnsi="Arial" w:cs="Arial"/>
-        </w:rPr>
-      </w:pPr>
-      <w:r>
-        <w:rPr>
-          <w:rFonts w:ascii="Arial" w:hAnsi="Arial" w:cs="Arial"/>
-          <w:b/>
-          <w:bCs/>
-        </w:rPr>
-        <w:t>Day 02: Kodaikanal Sightseeing</w:t>
+        <w:t xml:space="preserve">Departure from Chennai by overnight train. Arrival at </w:t>
+      </w:r>
+      <w:proofErr w:type="spellStart"/>
+      <w:r>
+        <w:rPr>
+          <w:rFonts w:ascii="Arial" w:hAnsi="Arial" w:cs="Arial"/>
+        </w:rPr>
+        <w:t>Dindigul</w:t>
+      </w:r>
+      <w:proofErr w:type="spellEnd"/>
+      <w:r>
+        <w:rPr>
+          <w:rFonts w:ascii="Arial" w:hAnsi="Arial" w:cs="Arial"/>
+        </w:rPr>
+        <w:t xml:space="preserve"> in the morning, proceed to </w:t>
+      </w:r>
+      <w:proofErr w:type="spellStart"/>
+      <w:r>
+        <w:rPr>
+          <w:rFonts w:ascii="Arial" w:hAnsi="Arial" w:cs="Arial"/>
+        </w:rPr>
+        <w:t>Kodaikanal</w:t>
+      </w:r>
+      <w:proofErr w:type="spellEnd"/>
+      <w:r>
+        <w:rPr>
+          <w:rFonts w:ascii="Arial" w:hAnsi="Arial" w:cs="Arial"/>
+        </w:rPr>
+        <w:t xml:space="preserve"> by road. Check-in at hotel and freshen up. Later proceed for local sightseeing including Pine Tree Forest, </w:t>
+      </w:r>
+      <w:proofErr w:type="spellStart"/>
+      <w:r>
+        <w:rPr>
+          <w:rFonts w:ascii="Arial" w:hAnsi="Arial" w:cs="Arial"/>
+        </w:rPr>
+        <w:t>Gundar</w:t>
+      </w:r>
+      <w:proofErr w:type="spellEnd"/>
+      <w:r>
+        <w:rPr>
+          <w:rFonts w:ascii="Arial" w:hAnsi="Arial" w:cs="Arial"/>
+        </w:rPr>
+        <w:t xml:space="preserve"> Falls, Mahalakshmi Temple, Palani View Point, </w:t>
+      </w:r>
+      <w:proofErr w:type="spellStart"/>
+      <w:r>
+        <w:rPr>
+          <w:rFonts w:ascii="Arial" w:hAnsi="Arial" w:cs="Arial"/>
+        </w:rPr>
+        <w:t>Poombarai</w:t>
+      </w:r>
+      <w:proofErr w:type="spellEnd"/>
+      <w:r>
+        <w:rPr>
+          <w:rFonts w:ascii="Arial" w:hAnsi="Arial" w:cs="Arial"/>
+        </w:rPr>
+        <w:t xml:space="preserve"> Village View, </w:t>
+      </w:r>
+      <w:proofErr w:type="spellStart"/>
+      <w:r>
+        <w:rPr>
+          <w:rFonts w:ascii="Arial" w:hAnsi="Arial" w:cs="Arial"/>
+        </w:rPr>
+        <w:t>Murugan</w:t>
+      </w:r>
+      <w:proofErr w:type="spellEnd"/>
+      <w:r>
+        <w:rPr>
+          <w:rFonts w:ascii="Arial" w:hAnsi="Arial" w:cs="Arial"/>
+        </w:rPr>
+        <w:t xml:space="preserve"> Temple, and Lake View. Return to hotel. Overnight stay in </w:t>
+      </w:r>
+      <w:proofErr w:type="spellStart"/>
+      <w:r>
+        <w:rPr>
+          <w:rFonts w:ascii="Arial" w:hAnsi="Arial" w:cs="Arial"/>
+        </w:rPr>
+        <w:t>Kodaikanal</w:t>
+      </w:r>
+      <w:proofErr w:type="spellEnd"/>
+      <w:r>
+        <w:rPr>
+          <w:rFonts w:ascii="Arial" w:hAnsi="Arial" w:cs="Arial"/>
+        </w:rPr>
+        <w:t>.</w:t>
+      </w:r>
+    </w:p>
+    <w:p>
+      <w:pPr>
+        <w:rPr>
+          <w:rFonts w:ascii="Arial" w:hAnsi="Arial" w:cs="Arial"/>
+        </w:rPr>
+      </w:pPr>
+      <w:r>
+        <w:rPr>
+          <w:rFonts w:ascii="Arial" w:hAnsi="Arial" w:cs="Arial"/>
+          <w:b/>
+          <w:bCs/>
+        </w:rPr>
+        <w:t xml:space="preserve">Day 02: </w:t>
+      </w:r>
+      <w:proofErr w:type="spellStart"/>
+      <w:r>
+        <w:rPr>
+          <w:rFonts w:ascii="Arial" w:hAnsi="Arial" w:cs="Arial"/>
+          <w:b/>
+          <w:bCs/>
+        </w:rPr>
+        <w:t>Kodaikanal</w:t>
+      </w:r>
+      <w:proofErr w:type="spellEnd"/>
+      <w:r>
+        <w:rPr>
+          <w:rFonts w:ascii="Arial" w:hAnsi="Arial" w:cs="Arial"/>
+          <w:b/>
+          <w:bCs/>
+        </w:rPr>
+        <w:t xml:space="preserve"> Sightseeing</w:t>
       </w:r>
       <w:r>
         <w:rPr>
           <w:rFonts w:ascii="Arial" w:hAnsi="Arial" w:cs="Arial"/>
         </w:rPr>
         <w:br/>
-        <w:t>After breakfast, proceed for full day sightseeing covering Silent Valley, Green Mountain View, Fire Tower, Medicine Forest, Cap’s Fly Valley, Berijam Lake View, La Saleth Church, Vattakanal Falls, Bear Shola Falls, Lion Cave, Echo Rock, Dolphin Nose, and 500 Years Old Tree. Return to hotel. Overnight stay in Kodaikanal.</w:t>
-      </w:r>
-    </w:p>
-    <w:p>
-      <w:pPr>
-        <w:rPr>
-          <w:rFonts w:ascii="Arial" w:hAnsi="Arial" w:cs="Arial"/>
-        </w:rPr>
-      </w:pPr>
-      <w:r>
-        <w:rPr>
-          <w:rFonts w:ascii="Arial" w:hAnsi="Arial" w:cs="Arial"/>
-          <w:b/>
-          <w:bCs/>
-        </w:rPr>
-        <w:t>Day 03: Kodaikanal – Kodai Road – Chennai</w:t>
+        <w:t xml:space="preserve">After breakfast, proceed for full day sightseeing covering Silent Valley, Green Mountain View, Fire Tower, Medicine Forest, Cap’s Fly Valley, </w:t>
+      </w:r>
+      <w:proofErr w:type="spellStart"/>
+      <w:r>
+        <w:rPr>
+          <w:rFonts w:ascii="Arial" w:hAnsi="Arial" w:cs="Arial"/>
+        </w:rPr>
+        <w:t>Berijam</w:t>
+      </w:r>
+      <w:proofErr w:type="spellEnd"/>
+      <w:r>
+        <w:rPr>
+          <w:rFonts w:ascii="Arial" w:hAnsi="Arial" w:cs="Arial"/>
+        </w:rPr>
+        <w:t xml:space="preserve"> Lake View, La </w:t>
+      </w:r>
+      <w:proofErr w:type="spellStart"/>
+      <w:r>
+        <w:rPr>
+          <w:rFonts w:ascii="Arial" w:hAnsi="Arial" w:cs="Arial"/>
+        </w:rPr>
+        <w:t>Saleth</w:t>
+      </w:r>
+      <w:proofErr w:type="spellEnd"/>
+      <w:r>
+        <w:rPr>
+          <w:rFonts w:ascii="Arial" w:hAnsi="Arial" w:cs="Arial"/>
+        </w:rPr>
+        <w:t xml:space="preserve"> Church, </w:t>
+      </w:r>
+      <w:proofErr w:type="spellStart"/>
+      <w:r>
+        <w:rPr>
+          <w:rFonts w:ascii="Arial" w:hAnsi="Arial" w:cs="Arial"/>
+        </w:rPr>
+        <w:t>Vattakanal</w:t>
+      </w:r>
+      <w:proofErr w:type="spellEnd"/>
+      <w:r>
+        <w:rPr>
+          <w:rFonts w:ascii="Arial" w:hAnsi="Arial" w:cs="Arial"/>
+        </w:rPr>
+        <w:t xml:space="preserve"> Falls, Bear Shola Falls, Lion Cave, Echo Rock, Dolphin Nose, and 500 Years Old Tree. Return to hotel. Overnight stay in </w:t>
+      </w:r>
+      <w:proofErr w:type="spellStart"/>
+      <w:r>
+        <w:rPr>
+          <w:rFonts w:ascii="Arial" w:hAnsi="Arial" w:cs="Arial"/>
+        </w:rPr>
+        <w:t>Kodaikanal</w:t>
+      </w:r>
+      <w:proofErr w:type="spellEnd"/>
+      <w:r>
+        <w:rPr>
+          <w:rFonts w:ascii="Arial" w:hAnsi="Arial" w:cs="Arial"/>
+        </w:rPr>
+        <w:t>.</w:t>
+      </w:r>
+    </w:p>
+    <w:p>
+      <w:pPr>
+        <w:rPr>
+          <w:rFonts w:ascii="Arial" w:hAnsi="Arial" w:cs="Arial"/>
+        </w:rPr>
+      </w:pPr>
+      <w:r>
+        <w:rPr>
+          <w:rFonts w:ascii="Arial" w:hAnsi="Arial" w:cs="Arial"/>
+          <w:b/>
+          <w:bCs/>
+        </w:rPr>
+        <w:t xml:space="preserve">Day 03: </w:t>
+      </w:r>
+      <w:proofErr w:type="spellStart"/>
+      <w:r>
+        <w:rPr>
+          <w:rFonts w:ascii="Arial" w:hAnsi="Arial" w:cs="Arial"/>
+          <w:b/>
+          <w:bCs/>
+        </w:rPr>
+        <w:t>Kodaikanal</w:t>
+      </w:r>
+      <w:proofErr w:type="spellEnd"/>
+      <w:r>
+        <w:rPr>
+          <w:rFonts w:ascii="Arial" w:hAnsi="Arial" w:cs="Arial"/>
+          <w:b/>
+          <w:bCs/>
+        </w:rPr>
+        <w:t xml:space="preserve"> – </w:t>
+      </w:r>
+      <w:proofErr w:type="spellStart"/>
+      <w:r>
+        <w:rPr>
+          <w:rFonts w:ascii="Arial" w:hAnsi="Arial" w:cs="Arial"/>
+          <w:b/>
+          <w:bCs/>
+        </w:rPr>
+        <w:t>Kodai</w:t>
+      </w:r>
+      <w:proofErr w:type="spellEnd"/>
+      <w:r>
+        <w:rPr>
+          <w:rFonts w:ascii="Arial" w:hAnsi="Arial" w:cs="Arial"/>
+          <w:b/>
+          <w:bCs/>
+        </w:rPr>
+        <w:t xml:space="preserve"> Road – Chennai</w:t>
       </w:r>
       <w:r>
         <w:rPr>
           <w:rFonts w:ascii="Arial" w:hAnsi="Arial" w:cs="Arial"/>
         </w:rPr>
         <w:br/>
-        <w:t>After breakfast, check-out from hotel and proceed to Kodai Road Railway Station. Board train to Chennai. Overnight journey and arrival next day with pleasant memories.</w:t>
+        <w:t xml:space="preserve">After breakfast, check-out from hotel and proceed to </w:t>
+      </w:r>
+      <w:proofErr w:type="spellStart"/>
+      <w:r>
+        <w:rPr>
+          <w:rFonts w:ascii="Arial" w:hAnsi="Arial" w:cs="Arial"/>
+        </w:rPr>
+        <w:t>Kodai</w:t>
+      </w:r>
+      <w:proofErr w:type="spellEnd"/>
+      <w:r>
+        <w:rPr>
+          <w:rFonts w:ascii="Arial" w:hAnsi="Arial" w:cs="Arial"/>
+        </w:rPr>
+        <w:t xml:space="preserve"> Road Railway Station. Board train to Chennai. Overnight journey and arrival next day with pleasant memories.</w:t>
       </w:r>
     </w:p>
     <w:p>
@@ -370,140 +766,226 @@
           <w:rFonts w:ascii="Arial" w:hAnsi="Arial" w:cs="Arial"/>
         </w:rPr>
         <w:pict w14:anchorId="4151B4A4">
+          <v:rect id="_x0000_i1029" style="width:0;height:1.5pt" o:hralign="center" o:hrstd="t" o:hr="t" fillcolor="#a0a0a0" stroked="f"/>
+        </w:pict>
+      </w:r>
+      <w:r>
+        <w:rPr>
+          <w:rFonts w:ascii="Arial" w:hAnsi="Arial" w:cs="Arial"/>
+          <w:b/>
+          <w:bCs/>
+        </w:rPr>
+        <w:t>Trip Cost Breakdown</w:t>
+      </w:r>
+      <w:bookmarkStart w:id="0" w:name="_GoBack"/>
+      <w:bookmarkEnd w:id="0"/>
+    </w:p>
+    <w:p>
+      <w:pPr>
+        <w:rPr>
+          <w:rFonts w:ascii="Arial" w:hAnsi="Arial" w:cs="Arial"/>
+        </w:rPr>
+      </w:pPr>
+      <w:r>
+        <w:rPr>
+          <w:rFonts w:ascii="Arial" w:hAnsi="Arial" w:cs="Arial"/>
+        </w:rPr>
+        <w:t xml:space="preserve">• 30 </w:t>
+      </w:r>
+      <w:proofErr w:type="spellStart"/>
+      <w:r>
+        <w:rPr>
+          <w:rFonts w:ascii="Arial" w:hAnsi="Arial" w:cs="Arial"/>
+        </w:rPr>
+        <w:t>pax</w:t>
+      </w:r>
+      <w:proofErr w:type="spellEnd"/>
+      <w:r>
+        <w:rPr>
+          <w:rFonts w:ascii="Arial" w:hAnsi="Arial" w:cs="Arial"/>
+        </w:rPr>
+        <w:t xml:space="preserve"> group travel</w:t>
+      </w:r>
+      <w:r>
+        <w:rPr>
+          <w:rFonts w:ascii="Arial" w:hAnsi="Arial" w:cs="Arial"/>
+        </w:rPr>
+        <w:br/>
+        <w:t xml:space="preserve">• Train tickets in 3 Tier AC (Chennai – </w:t>
+      </w:r>
+      <w:proofErr w:type="spellStart"/>
+      <w:r>
+        <w:rPr>
+          <w:rFonts w:ascii="Arial" w:hAnsi="Arial" w:cs="Arial"/>
+        </w:rPr>
+        <w:t>Dindigul</w:t>
+      </w:r>
+      <w:proofErr w:type="spellEnd"/>
+      <w:r>
+        <w:rPr>
+          <w:rFonts w:ascii="Arial" w:hAnsi="Arial" w:cs="Arial"/>
+        </w:rPr>
+        <w:t xml:space="preserve"> | </w:t>
+      </w:r>
+      <w:proofErr w:type="spellStart"/>
+      <w:r>
+        <w:rPr>
+          <w:rFonts w:ascii="Arial" w:hAnsi="Arial" w:cs="Arial"/>
+        </w:rPr>
+        <w:t>Kodai</w:t>
+      </w:r>
+      <w:proofErr w:type="spellEnd"/>
+      <w:r>
+        <w:rPr>
+          <w:rFonts w:ascii="Arial" w:hAnsi="Arial" w:cs="Arial"/>
+        </w:rPr>
+        <w:t xml:space="preserve"> Road – Chennai)</w:t>
+      </w:r>
+      <w:r>
+        <w:rPr>
+          <w:rFonts w:ascii="Arial" w:hAnsi="Arial" w:cs="Arial"/>
+        </w:rPr>
+        <w:br/>
+        <w:t xml:space="preserve">• 02 </w:t>
+      </w:r>
+      <w:proofErr w:type="spellStart"/>
+      <w:r>
+        <w:rPr>
+          <w:rFonts w:ascii="Arial" w:hAnsi="Arial" w:cs="Arial"/>
+        </w:rPr>
+        <w:t>nights</w:t>
+      </w:r>
+      <w:proofErr w:type="spellEnd"/>
+      <w:r>
+        <w:rPr>
+          <w:rFonts w:ascii="Arial" w:hAnsi="Arial" w:cs="Arial"/>
+        </w:rPr>
+        <w:t xml:space="preserve"> accommodation on triple sharing basis</w:t>
+      </w:r>
+      <w:r>
+        <w:rPr>
+          <w:rFonts w:ascii="Arial" w:hAnsi="Arial" w:cs="Arial"/>
+        </w:rPr>
+        <w:br/>
+        <w:t>• Inclusive of meals and sightseeing</w:t>
+      </w:r>
+      <w:r>
+        <w:rPr>
+          <w:rFonts w:ascii="Arial" w:hAnsi="Arial" w:cs="Arial"/>
+        </w:rPr>
+        <w:br/>
+        <w:t>• 2 complimentary seats for teachers (excluding train ticket)</w:t>
+      </w:r>
+    </w:p>
+    <w:p>
+      <w:pPr>
+        <w:rPr>
+          <w:rFonts w:ascii="Arial" w:hAnsi="Arial" w:cs="Arial"/>
+        </w:rPr>
+      </w:pPr>
+      <w:r>
+        <w:rPr>
+          <w:rFonts w:ascii="Arial" w:hAnsi="Arial" w:cs="Arial"/>
+        </w:rPr>
+        <w:pict w14:anchorId="768BD670">
           <v:rect id="_x0000_i1030" style="width:0;height:1.5pt" o:hralign="center" o:hrstd="t" o:hr="t" fillcolor="#a0a0a0" stroked="f"/>
         </w:pict>
       </w:r>
-      <w:r>
-        <w:rPr>
-          <w:rFonts w:ascii="Arial" w:hAnsi="Arial" w:cs="Arial"/>
-          <w:b/>
-          <w:bCs/>
-        </w:rPr>
-        <w:t>Trip Cost Breakdown (20 - 25 Pax)</w:t>
-      </w:r>
-    </w:p>
-    <w:p>
-      <w:pPr>
-        <w:rPr>
-          <w:rFonts w:ascii="Arial" w:hAnsi="Arial" w:cs="Arial"/>
-        </w:rPr>
-      </w:pPr>
-      <w:r>
-        <w:rPr>
-          <w:rFonts w:ascii="Arial" w:hAnsi="Arial" w:cs="Arial"/>
-        </w:rPr>
-        <w:t>• 30 pax group travel</w:t>
+    </w:p>
+    <w:p>
+      <w:pPr>
+        <w:rPr>
+          <w:rFonts w:ascii="Arial" w:hAnsi="Arial" w:cs="Arial"/>
+          <w:b/>
+          <w:bCs/>
+        </w:rPr>
+      </w:pPr>
+      <w:r>
+        <w:rPr>
+          <w:rFonts w:ascii="Arial" w:hAnsi="Arial" w:cs="Arial"/>
+          <w:b/>
+          <w:bCs/>
+        </w:rPr>
+        <w:lastRenderedPageBreak/>
+        <w:t>Inclusion</w:t>
+      </w:r>
+    </w:p>
+    <w:p>
+      <w:pPr>
+        <w:rPr>
+          <w:rFonts w:ascii="Arial" w:hAnsi="Arial" w:cs="Arial"/>
+        </w:rPr>
+      </w:pPr>
+      <w:r>
+        <w:rPr>
+          <w:rFonts w:ascii="Arial" w:hAnsi="Arial" w:cs="Arial"/>
+        </w:rPr>
+        <w:t>• Train tickets (3 Tier AC)</w:t>
       </w:r>
       <w:r>
         <w:rPr>
           <w:rFonts w:ascii="Arial" w:hAnsi="Arial" w:cs="Arial"/>
         </w:rPr>
         <w:br/>
-        <w:t>• Train tickets in 3 Tier AC (Chennai – Dindigul | Kodai Road – Chennai)</w:t>
+        <w:t xml:space="preserve">• 02 </w:t>
+      </w:r>
+      <w:proofErr w:type="spellStart"/>
+      <w:r>
+        <w:rPr>
+          <w:rFonts w:ascii="Arial" w:hAnsi="Arial" w:cs="Arial"/>
+        </w:rPr>
+        <w:t>nights</w:t>
+      </w:r>
+      <w:proofErr w:type="spellEnd"/>
+      <w:r>
+        <w:rPr>
+          <w:rFonts w:ascii="Arial" w:hAnsi="Arial" w:cs="Arial"/>
+        </w:rPr>
+        <w:t xml:space="preserve"> accommodation</w:t>
       </w:r>
       <w:r>
         <w:rPr>
           <w:rFonts w:ascii="Arial" w:hAnsi="Arial" w:cs="Arial"/>
         </w:rPr>
         <w:br/>
-        <w:t>• 02 nights accommodation on triple sharing basis</w:t>
+        <w:t>• 03 Breakfast, 03 Lunch, 03 Dinner</w:t>
       </w:r>
       <w:r>
         <w:rPr>
           <w:rFonts w:ascii="Arial" w:hAnsi="Arial" w:cs="Arial"/>
         </w:rPr>
         <w:br/>
-        <w:t>• Inclusive of meals and sightseeing</w:t>
+        <w:t xml:space="preserve">• All transfers and sightseeing by 20 + </w:t>
+      </w:r>
+      <w:proofErr w:type="gramStart"/>
+      <w:r>
+        <w:rPr>
+          <w:rFonts w:ascii="Arial" w:hAnsi="Arial" w:cs="Arial"/>
+        </w:rPr>
+        <w:t>14 seater</w:t>
+      </w:r>
+      <w:proofErr w:type="gramEnd"/>
+      <w:r>
+        <w:rPr>
+          <w:rFonts w:ascii="Arial" w:hAnsi="Arial" w:cs="Arial"/>
+        </w:rPr>
+        <w:t xml:space="preserve"> vehicle</w:t>
       </w:r>
       <w:r>
         <w:rPr>
           <w:rFonts w:ascii="Arial" w:hAnsi="Arial" w:cs="Arial"/>
         </w:rPr>
         <w:br/>
-        <w:t>• 2 complimentary seats for teachers (excluding train ticket)</w:t>
-      </w:r>
-    </w:p>
-    <w:p>
-      <w:pPr>
-        <w:rPr>
-          <w:rFonts w:ascii="Arial" w:hAnsi="Arial" w:cs="Arial"/>
-        </w:rPr>
-      </w:pPr>
-      <w:r>
-        <w:rPr>
-          <w:rFonts w:ascii="Arial" w:hAnsi="Arial" w:cs="Arial"/>
-        </w:rPr>
-        <w:pict w14:anchorId="768BD670">
+        <w:t>• Tour manager for entire trip</w:t>
+      </w:r>
+      <w:r>
+        <w:rPr>
+          <w:rFonts w:ascii="Arial" w:hAnsi="Arial" w:cs="Arial"/>
+        </w:rPr>
+        <w:pict w14:anchorId="6DAE75E1">
           <v:rect id="_x0000_i1031" style="width:0;height:1.5pt" o:hralign="center" o:hrstd="t" o:hr="t" fillcolor="#a0a0a0" stroked="f"/>
         </w:pict>
       </w:r>
-    </w:p>
-    <w:p>
-      <w:pPr>
-        <w:rPr>
-          <w:rFonts w:ascii="Arial" w:hAnsi="Arial" w:cs="Arial"/>
-          <w:b/>
-          <w:bCs/>
-        </w:rPr>
-      </w:pPr>
-      <w:r>
-        <w:rPr>
-          <w:rFonts w:ascii="Arial" w:hAnsi="Arial" w:cs="Arial"/>
-          <w:b/>
-          <w:bCs/>
-        </w:rPr>
-        <w:lastRenderedPageBreak/>
-        <w:t>Inclusion</w:t>
-      </w:r>
-    </w:p>
-    <w:p>
-      <w:pPr>
-        <w:rPr>
-          <w:rFonts w:ascii="Arial" w:hAnsi="Arial" w:cs="Arial"/>
-        </w:rPr>
-      </w:pPr>
-      <w:r>
-        <w:rPr>
-          <w:rFonts w:ascii="Arial" w:hAnsi="Arial" w:cs="Arial"/>
-        </w:rPr>
-        <w:t>• Train tickets (3 Tier AC)</w:t>
-      </w:r>
-      <w:r>
-        <w:rPr>
-          <w:rFonts w:ascii="Arial" w:hAnsi="Arial" w:cs="Arial"/>
-        </w:rPr>
-        <w:br/>
-        <w:t>• 02 nights accommodation</w:t>
-      </w:r>
-      <w:r>
-        <w:rPr>
-          <w:rFonts w:ascii="Arial" w:hAnsi="Arial" w:cs="Arial"/>
-        </w:rPr>
-        <w:br/>
-        <w:t>• 03 Breakfast, 03 Lunch, 03 Dinner</w:t>
-      </w:r>
-      <w:r>
-        <w:rPr>
-          <w:rFonts w:ascii="Arial" w:hAnsi="Arial" w:cs="Arial"/>
-        </w:rPr>
-        <w:br/>
-        <w:t>• All transfers and sightseeing by 20 + 14 seater vehicle</w:t>
-      </w:r>
-      <w:r>
-        <w:rPr>
-          <w:rFonts w:ascii="Arial" w:hAnsi="Arial" w:cs="Arial"/>
-        </w:rPr>
-        <w:br/>
-        <w:t>• Tour manager for entire trip</w:t>
-      </w:r>
-      <w:r>
-        <w:rPr>
-          <w:rFonts w:ascii="Arial" w:hAnsi="Arial" w:cs="Arial"/>
-        </w:rPr>
-        <w:pict w14:anchorId="6DAE75E1">
-          <v:rect id="_x0000_i1032" style="width:0;height:1.5pt" o:hralign="center" o:hrstd="t" o:hr="t" fillcolor="#a0a0a0" stroked="f"/>
-        </w:pict>
-      </w:r>
       <w:r>
         <w:rPr>
           <w:rFonts w:ascii="Arial" w:hAnsi="Arial" w:cs="Arial"/>
@@ -537,7 +1019,7 @@
           <w:rFonts w:ascii="Arial" w:hAnsi="Arial" w:cs="Arial"/>
         </w:rPr>
         <w:pict w14:anchorId="58ED27DB">
-          <v:rect id="_x0000_i1033" style="width:0;height:1.5pt" o:hralign="center" o:hrstd="t" o:hr="t" fillcolor="#a0a0a0" stroked="f"/>
+          <v:rect id="_x0000_i1032" style="width:0;height:1.5pt" o:hralign="center" o:hrstd="t" o:hr="t" fillcolor="#a0a0a0" stroked="f"/>
         </w:pict>
       </w:r>
     </w:p>
@@ -567,7 +1049,7 @@
 </file>
 
 <file path=word/endnotes.xml><?xml version="1.0" encoding="utf-8"?>
-<w:endnotes xmlns:wpc="http://schemas.microsoft.com/office/word/2010/wordprocessingCanvas" xmlns:cx="http://schemas.microsoft.com/office/drawing/2014/chartex" xmlns:cx1="http://schemas.microsoft.com/office/drawing/2015/9/8/chartex" xmlns:cx2="http://schemas.microsoft.com/office/drawing/2015/10/21/chartex" xmlns:cx3="http://schemas.microsoft.com/office/drawing/2016/5/9/chartex" xmlns:cx4="http://schemas.microsoft.com/office/drawing/2016/5/10/chartex" xmlns:cx5="http://schemas.microsoft.com/office/drawing/2016/5/11/chartex" xmlns:cx6="http://schemas.microsoft.com/office/drawing/2016/5/12/chartex" xmlns:cx7="http://schemas.microsoft.com/office/drawing/2016/5/13/chartex" xmlns:cx8="http://schemas.microsoft.com/office/drawing/2016/5/14/chartex" xmlns:mc="http://schemas.openxmlformats.org/markup-compatibility/2006" xmlns:aink="http://schemas.microsoft.com/office/drawing/2016/ink" xmlns:am3d="http://schemas.microsoft.com/office/drawing/2017/model3d" xmlns:o="urn:schemas-microsoft-com:office:office" xmlns:oel="http://schemas.microsoft.com/office/2019/extlst" xmlns:r="http://schemas.openxmlformats.org/officeDocument/2006/relationships" xmlns:m="http://schemas.openxmlformats.org/officeDocument/2006/math" xmlns:v="urn:schemas-microsoft-com:vml" xmlns:wp14="http://schemas.microsoft.com/office/word/2010/wordprocessingDrawing" xmlns:wp="http://schemas.openxmlformats.org/drawingml/2006/wordprocessingDrawing" xmlns:w10="urn:schemas-microsoft-com:office:word" xmlns:w="http://schemas.openxmlformats.org/wordprocessingml/2006/main" xmlns:w14="http://schemas.microsoft.com/office/word/2010/wordml" xmlns:w15="http://schemas.microsoft.com/office/word/2012/wordml" xmlns:w16cex="http://schemas.microsoft.com/office/word/2018/wordml/cex" xmlns:w16cid="http://schemas.microsoft.com/office/word/2016/wordml/cid" xmlns:w16="http://schemas.microsoft.com/office/word/2018/wordml" xmlns:w16du="http://schemas.microsoft.com/office/word/2023/wordml/word16du" xmlns:w16sdtdh="http://schemas.microsoft.com/office/word/2020/wordml/sdtdatahash" xmlns:w16sdtfl="http://schemas.microsoft.com/office/word/2024/wordml/sdtformatlock" xmlns:w16se="http://schemas.microsoft.com/office/word/2015/wordml/symex" xmlns:wpg="http://schemas.microsoft.com/office/word/2010/wordprocessingGroup" xmlns:wpi="http://schemas.microsoft.com/office/word/2010/wordprocessingInk" xmlns:wne="http://schemas.microsoft.com/office/word/2006/wordml" xmlns:wps="http://schemas.microsoft.com/office/word/2010/wordprocessingShape" mc:Ignorable="w14 w15 w16se w16cid w16 w16cex w16sdtdh w16sdtfl w16du wp14">
+<w:endnotes xmlns:wpc="http://schemas.microsoft.com/office/word/2010/wordprocessingCanvas" xmlns:cx="http://schemas.microsoft.com/office/drawing/2014/chartex" xmlns:cx1="http://schemas.microsoft.com/office/drawing/2015/9/8/chartex" xmlns:cx2="http://schemas.microsoft.com/office/drawing/2015/10/21/chartex" xmlns:cx3="http://schemas.microsoft.com/office/drawing/2016/5/9/chartex" xmlns:cx4="http://schemas.microsoft.com/office/drawing/2016/5/10/chartex" xmlns:cx5="http://schemas.microsoft.com/office/drawing/2016/5/11/chartex" xmlns:cx6="http://schemas.microsoft.com/office/drawing/2016/5/12/chartex" xmlns:cx7="http://schemas.microsoft.com/office/drawing/2016/5/13/chartex" xmlns:cx8="http://schemas.microsoft.com/office/drawing/2016/5/14/chartex" xmlns:mc="http://schemas.openxmlformats.org/markup-compatibility/2006" xmlns:aink="http://schemas.microsoft.com/office/drawing/2016/ink" xmlns:am3d="http://schemas.microsoft.com/office/drawing/2017/model3d" xmlns:o="urn:schemas-microsoft-com:office:office" xmlns:r="http://schemas.openxmlformats.org/officeDocument/2006/relationships" xmlns:m="http://schemas.openxmlformats.org/officeDocument/2006/math" xmlns:v="urn:schemas-microsoft-com:vml" xmlns:wp14="http://schemas.microsoft.com/office/word/2010/wordprocessingDrawing" xmlns:wp="http://schemas.openxmlformats.org/drawingml/2006/wordprocessingDrawing" xmlns:w10="urn:schemas-microsoft-com:office:word" xmlns:w="http://schemas.openxmlformats.org/wordprocessingml/2006/main" xmlns:w14="http://schemas.microsoft.com/office/word/2010/wordml" xmlns:w15="http://schemas.microsoft.com/office/word/2012/wordml" xmlns:w16cid="http://schemas.microsoft.com/office/word/2016/wordml/cid" xmlns:w16se="http://schemas.microsoft.com/office/word/2015/wordml/symex" xmlns:wpg="http://schemas.microsoft.com/office/word/2010/wordprocessingGroup" xmlns:wpi="http://schemas.microsoft.com/office/word/2010/wordprocessingInk" xmlns:wne="http://schemas.microsoft.com/office/word/2006/wordml" xmlns:wps="http://schemas.microsoft.com/office/word/2010/wordprocessingShape" mc:Ignorable="w14 w15 w16se w16cid wp14">
   <w:endnote w:type="separator" w:id="-1">
     <w:p>
       <w:pPr>
@@ -592,7 +1074,7 @@
 </file>
 
 <file path=word/footer1.xml><?xml version="1.0" encoding="utf-8"?>
-<w:ftr xmlns:wpc="http://schemas.microsoft.com/office/word/2010/wordprocessingCanvas" xmlns:cx="http://schemas.microsoft.com/office/drawing/2014/chartex" xmlns:cx1="http://schemas.microsoft.com/office/drawing/2015/9/8/chartex" xmlns:cx2="http://schemas.microsoft.com/office/drawing/2015/10/21/chartex" xmlns:cx3="http://schemas.microsoft.com/office/drawing/2016/5/9/chartex" xmlns:cx4="http://schemas.microsoft.com/office/drawing/2016/5/10/chartex" xmlns:cx5="http://schemas.microsoft.com/office/drawing/2016/5/11/chartex" xmlns:cx6="http://schemas.microsoft.com/office/drawing/2016/5/12/chartex" xmlns:cx7="http://schemas.microsoft.com/office/drawing/2016/5/13/chartex" xmlns:cx8="http://schemas.microsoft.com/office/drawing/2016/5/14/chartex" xmlns:mc="http://schemas.openxmlformats.org/markup-compatibility/2006" xmlns:aink="http://schemas.microsoft.com/office/drawing/2016/ink" xmlns:am3d="http://schemas.microsoft.com/office/drawing/2017/model3d" xmlns:o="urn:schemas-microsoft-com:office:office" xmlns:oel="http://schemas.microsoft.com/office/2019/extlst" xmlns:r="http://schemas.openxmlformats.org/officeDocument/2006/relationships" xmlns:m="http://schemas.openxmlformats.org/officeDocument/2006/math" xmlns:v="urn:schemas-microsoft-com:vml" xmlns:wp14="http://schemas.microsoft.com/office/word/2010/wordprocessingDrawing" xmlns:wp="http://schemas.openxmlformats.org/drawingml/2006/wordprocessingDrawing" xmlns:w10="urn:schemas-microsoft-com:office:word" xmlns:w="http://schemas.openxmlformats.org/wordprocessingml/2006/main" xmlns:w14="http://schemas.microsoft.com/office/word/2010/wordml" xmlns:w15="http://schemas.microsoft.com/office/word/2012/wordml" xmlns:w16cex="http://schemas.microsoft.com/office/word/2018/wordml/cex" xmlns:w16cid="http://schemas.microsoft.com/office/word/2016/wordml/cid" xmlns:w16="http://schemas.microsoft.com/office/word/2018/wordml" xmlns:w16du="http://schemas.microsoft.com/office/word/2023/wordml/word16du" xmlns:w16sdtdh="http://schemas.microsoft.com/office/word/2020/wordml/sdtdatahash" xmlns:w16sdtfl="http://schemas.microsoft.com/office/word/2024/wordml/sdtformatlock" xmlns:w16se="http://schemas.microsoft.com/office/word/2015/wordml/symex" xmlns:wpg="http://schemas.microsoft.com/office/word/2010/wordprocessingGroup" xmlns:wpi="http://schemas.microsoft.com/office/word/2010/wordprocessingInk" xmlns:wne="http://schemas.microsoft.com/office/word/2006/wordml" xmlns:wps="http://schemas.microsoft.com/office/word/2010/wordprocessingShape" mc:Ignorable="w14 w15 w16se w16cid w16 w16cex w16sdtdh w16sdtfl w16du wp14">
+<w:ftr xmlns:wpc="http://schemas.microsoft.com/office/word/2010/wordprocessingCanvas" xmlns:cx="http://schemas.microsoft.com/office/drawing/2014/chartex" xmlns:cx1="http://schemas.microsoft.com/office/drawing/2015/9/8/chartex" xmlns:cx2="http://schemas.microsoft.com/office/drawing/2015/10/21/chartex" xmlns:cx3="http://schemas.microsoft.com/office/drawing/2016/5/9/chartex" xmlns:cx4="http://schemas.microsoft.com/office/drawing/2016/5/10/chartex" xmlns:cx5="http://schemas.microsoft.com/office/drawing/2016/5/11/chartex" xmlns:cx6="http://schemas.microsoft.com/office/drawing/2016/5/12/chartex" xmlns:cx7="http://schemas.microsoft.com/office/drawing/2016/5/13/chartex" xmlns:cx8="http://schemas.microsoft.com/office/drawing/2016/5/14/chartex" xmlns:mc="http://schemas.openxmlformats.org/markup-compatibility/2006" xmlns:aink="http://schemas.microsoft.com/office/drawing/2016/ink" xmlns:am3d="http://schemas.microsoft.com/office/drawing/2017/model3d" xmlns:o="urn:schemas-microsoft-com:office:office" xmlns:r="http://schemas.openxmlformats.org/officeDocument/2006/relationships" xmlns:m="http://schemas.openxmlformats.org/officeDocument/2006/math" xmlns:v="urn:schemas-microsoft-com:vml" xmlns:wp14="http://schemas.microsoft.com/office/word/2010/wordprocessingDrawing" xmlns:wp="http://schemas.openxmlformats.org/drawingml/2006/wordprocessingDrawing" xmlns:w10="urn:schemas-microsoft-com:office:word" xmlns:w="http://schemas.openxmlformats.org/wordprocessingml/2006/main" xmlns:w14="http://schemas.microsoft.com/office/word/2010/wordml" xmlns:w15="http://schemas.microsoft.com/office/word/2012/wordml" xmlns:w16cid="http://schemas.microsoft.com/office/word/2016/wordml/cid" xmlns:w16se="http://schemas.microsoft.com/office/word/2015/wordml/symex" xmlns:wpg="http://schemas.microsoft.com/office/word/2010/wordprocessingGroup" xmlns:wpi="http://schemas.microsoft.com/office/word/2010/wordprocessingInk" xmlns:wne="http://schemas.microsoft.com/office/word/2006/wordml" xmlns:wps="http://schemas.microsoft.com/office/word/2010/wordprocessingShape" mc:Ignorable="w14 w15 w16se w16cid wp14">
   <w:p>
     <w:pPr>
       <w:pStyle w:val="Footer"/>
@@ -626,7 +1108,23 @@
         <w:i/>
         <w:sz w:val="20"/>
       </w:rPr>
-      <w:t>1A, Pleasant Apartment, No.45, Taylors Road, Kilpauk, Chennai-600010.</w:t>
+      <w:t xml:space="preserve">1A, Pleasant Apartment, No.45, Taylors Road, </w:t>
+    </w:r>
+    <w:proofErr w:type="spellStart"/>
+    <w:r>
+      <w:rPr>
+        <w:i/>
+        <w:sz w:val="20"/>
+      </w:rPr>
+      <w:t>Kilpauk</w:t>
+    </w:r>
+    <w:proofErr w:type="spellEnd"/>
+    <w:r>
+      <w:rPr>
+        <w:i/>
+        <w:sz w:val="20"/>
+      </w:rPr>
+      <w:t>, Chennai-600010.</w:t>
     </w:r>
   </w:p>
   <w:p>
@@ -675,7 +1173,7 @@
 </file>
 
 <file path=word/footnotes.xml><?xml version="1.0" encoding="utf-8"?>
-<w:footnotes xmlns:wpc="http://schemas.microsoft.com/office/word/2010/wordprocessingCanvas" xmlns:cx="http://schemas.microsoft.com/office/drawing/2014/chartex" xmlns:cx1="http://schemas.microsoft.com/office/drawing/2015/9/8/chartex" xmlns:cx2="http://schemas.microsoft.com/office/drawing/2015/10/21/chartex" xmlns:cx3="http://schemas.microsoft.com/office/drawing/2016/5/9/chartex" xmlns:cx4="http://schemas.microsoft.com/office/drawing/2016/5/10/chartex" xmlns:cx5="http://schemas.microsoft.com/office/drawing/2016/5/11/chartex" xmlns:cx6="http://schemas.microsoft.com/office/drawing/2016/5/12/chartex" xmlns:cx7="http://schemas.microsoft.com/office/drawing/2016/5/13/chartex" xmlns:cx8="http://schemas.microsoft.com/office/drawing/2016/5/14/chartex" xmlns:mc="http://schemas.openxmlformats.org/markup-compatibility/2006" xmlns:aink="http://schemas.microsoft.com/office/drawing/2016/ink" xmlns:am3d="http://schemas.microsoft.com/office/drawing/2017/model3d" xmlns:o="urn:schemas-microsoft-com:office:office" xmlns:oel="http://schemas.microsoft.com/office/2019/extlst" xmlns:r="http://schemas.openxmlformats.org/officeDocument/2006/relationships" xmlns:m="http://schemas.openxmlformats.org/officeDocument/2006/math" xmlns:v="urn:schemas-microsoft-com:vml" xmlns:wp14="http://schemas.microsoft.com/office/word/2010/wordprocessingDrawing" xmlns:wp="http://schemas.openxmlformats.org/drawingml/2006/wordprocessingDrawing" xmlns:w10="urn:schemas-microsoft-com:office:word" xmlns:w="http://schemas.openxmlformats.org/wordprocessingml/2006/main" xmlns:w14="http://schemas.microsoft.com/office/word/2010/wordml" xmlns:w15="http://schemas.microsoft.com/office/word/2012/wordml" xmlns:w16cex="http://schemas.microsoft.com/office/word/2018/wordml/cex" xmlns:w16cid="http://schemas.microsoft.com/office/word/2016/wordml/cid" xmlns:w16="http://schemas.microsoft.com/office/word/2018/wordml" xmlns:w16du="http://schemas.microsoft.com/office/word/2023/wordml/word16du" xmlns:w16sdtdh="http://schemas.microsoft.com/office/word/2020/wordml/sdtdatahash" xmlns:w16sdtfl="http://schemas.microsoft.com/office/word/2024/wordml/sdtformatlock" xmlns:w16se="http://schemas.microsoft.com/office/word/2015/wordml/symex" xmlns:wpg="http://schemas.microsoft.com/office/word/2010/wordprocessingGroup" xmlns:wpi="http://schemas.microsoft.com/office/word/2010/wordprocessingInk" xmlns:wne="http://schemas.microsoft.com/office/word/2006/wordml" xmlns:wps="http://schemas.microsoft.com/office/word/2010/wordprocessingShape" mc:Ignorable="w14 w15 w16se w16cid w16 w16cex w16sdtdh w16sdtfl w16du wp14">
+<w:footnotes xmlns:wpc="http://schemas.microsoft.com/office/word/2010/wordprocessingCanvas" xmlns:cx="http://schemas.microsoft.com/office/drawing/2014/chartex" xmlns:cx1="http://schemas.microsoft.com/office/drawing/2015/9/8/chartex" xmlns:cx2="http://schemas.microsoft.com/office/drawing/2015/10/21/chartex" xmlns:cx3="http://schemas.microsoft.com/office/drawing/2016/5/9/chartex" xmlns:cx4="http://schemas.microsoft.com/office/drawing/2016/5/10/chartex" xmlns:cx5="http://schemas.microsoft.com/office/drawing/2016/5/11/chartex" xmlns:cx6="http://schemas.microsoft.com/office/drawing/2016/5/12/chartex" xmlns:cx7="http://schemas.microsoft.com/office/drawing/2016/5/13/chartex" xmlns:cx8="http://schemas.microsoft.com/office/drawing/2016/5/14/chartex" xmlns:mc="http://schemas.openxmlformats.org/markup-compatibility/2006" xmlns:aink="http://schemas.microsoft.com/office/drawing/2016/ink" xmlns:am3d="http://schemas.microsoft.com/office/drawing/2017/model3d" xmlns:o="urn:schemas-microsoft-com:office:office" xmlns:r="http://schemas.openxmlformats.org/officeDocument/2006/relationships" xmlns:m="http://schemas.openxmlformats.org/officeDocument/2006/math" xmlns:v="urn:schemas-microsoft-com:vml" xmlns:wp14="http://schemas.microsoft.com/office/word/2010/wordprocessingDrawing" xmlns:wp="http://schemas.openxmlformats.org/drawingml/2006/wordprocessingDrawing" xmlns:w10="urn:schemas-microsoft-com:office:word" xmlns:w="http://schemas.openxmlformats.org/wordprocessingml/2006/main" xmlns:w14="http://schemas.microsoft.com/office/word/2010/wordml" xmlns:w15="http://schemas.microsoft.com/office/word/2012/wordml" xmlns:w16cid="http://schemas.microsoft.com/office/word/2016/wordml/cid" xmlns:w16se="http://schemas.microsoft.com/office/word/2015/wordml/symex" xmlns:wpg="http://schemas.microsoft.com/office/word/2010/wordprocessingGroup" xmlns:wpi="http://schemas.microsoft.com/office/word/2010/wordprocessingInk" xmlns:wne="http://schemas.microsoft.com/office/word/2006/wordml" xmlns:wps="http://schemas.microsoft.com/office/word/2010/wordprocessingShape" mc:Ignorable="w14 w15 w16se w16cid wp14">
   <w:footnote w:type="separator" w:id="-1">
     <w:p>
       <w:pPr>
@@ -700,7 +1198,7 @@
 </file>
 
 <file path=word/header1.xml><?xml version="1.0" encoding="utf-8"?>
-<w:hdr xmlns:wpc="http://schemas.microsoft.com/office/word/2010/wordprocessingCanvas" xmlns:cx="http://schemas.microsoft.com/office/drawing/2014/chartex" xmlns:cx1="http://schemas.microsoft.com/office/drawing/2015/9/8/chartex" xmlns:cx2="http://schemas.microsoft.com/office/drawing/2015/10/21/chartex" xmlns:cx3="http://schemas.microsoft.com/office/drawing/2016/5/9/chartex" xmlns:cx4="http://schemas.microsoft.com/office/drawing/2016/5/10/chartex" xmlns:cx5="http://schemas.microsoft.com/office/drawing/2016/5/11/chartex" xmlns:cx6="http://schemas.microsoft.com/office/drawing/2016/5/12/chartex" xmlns:cx7="http://schemas.microsoft.com/office/drawing/2016/5/13/chartex" xmlns:cx8="http://schemas.microsoft.com/office/drawing/2016/5/14/chartex" xmlns:mc="http://schemas.openxmlformats.org/markup-compatibility/2006" xmlns:aink="http://schemas.microsoft.com/office/drawing/2016/ink" xmlns:am3d="http://schemas.microsoft.com/office/drawing/2017/model3d" xmlns:o="urn:schemas-microsoft-com:office:office" xmlns:oel="http://schemas.microsoft.com/office/2019/extlst" xmlns:r="http://schemas.openxmlformats.org/officeDocument/2006/relationships" xmlns:m="http://schemas.openxmlformats.org/officeDocument/2006/math" xmlns:v="urn:schemas-microsoft-com:vml" xmlns:wp14="http://schemas.microsoft.com/office/word/2010/wordprocessingDrawing" xmlns:wp="http://schemas.openxmlformats.org/drawingml/2006/wordprocessingDrawing" xmlns:w10="urn:schemas-microsoft-com:office:word" xmlns:w="http://schemas.openxmlformats.org/wordprocessingml/2006/main" xmlns:w14="http://schemas.microsoft.com/office/word/2010/wordml" xmlns:w15="http://schemas.microsoft.com/office/word/2012/wordml" xmlns:w16cex="http://schemas.microsoft.com/office/word/2018/wordml/cex" xmlns:w16cid="http://schemas.microsoft.com/office/word/2016/wordml/cid" xmlns:w16="http://schemas.microsoft.com/office/word/2018/wordml" xmlns:w16du="http://schemas.microsoft.com/office/word/2023/wordml/word16du" xmlns:w16sdtdh="http://schemas.microsoft.com/office/word/2020/wordml/sdtdatahash" xmlns:w16sdtfl="http://schemas.microsoft.com/office/word/2024/wordml/sdtformatlock" xmlns:w16se="http://schemas.microsoft.com/office/word/2015/wordml/symex" xmlns:wpg="http://schemas.microsoft.com/office/word/2010/wordprocessingGroup" xmlns:wpi="http://schemas.microsoft.com/office/word/2010/wordprocessingInk" xmlns:wne="http://schemas.microsoft.com/office/word/2006/wordml" xmlns:wps="http://schemas.microsoft.com/office/word/2010/wordprocessingShape" mc:Ignorable="w14 w15 w16se w16cid w16 w16cex w16sdtdh w16sdtfl w16du wp14">
+<w:hdr xmlns:wpc="http://schemas.microsoft.com/office/word/2010/wordprocessingCanvas" xmlns:cx="http://schemas.microsoft.com/office/drawing/2014/chartex" xmlns:cx1="http://schemas.microsoft.com/office/drawing/2015/9/8/chartex" xmlns:cx2="http://schemas.microsoft.com/office/drawing/2015/10/21/chartex" xmlns:cx3="http://schemas.microsoft.com/office/drawing/2016/5/9/chartex" xmlns:cx4="http://schemas.microsoft.com/office/drawing/2016/5/10/chartex" xmlns:cx5="http://schemas.microsoft.com/office/drawing/2016/5/11/chartex" xmlns:cx6="http://schemas.microsoft.com/office/drawing/2016/5/12/chartex" xmlns:cx7="http://schemas.microsoft.com/office/drawing/2016/5/13/chartex" xmlns:cx8="http://schemas.microsoft.com/office/drawing/2016/5/14/chartex" xmlns:mc="http://schemas.openxmlformats.org/markup-compatibility/2006" xmlns:aink="http://schemas.microsoft.com/office/drawing/2016/ink" xmlns:am3d="http://schemas.microsoft.com/office/drawing/2017/model3d" xmlns:o="urn:schemas-microsoft-com:office:office" xmlns:r="http://schemas.openxmlformats.org/officeDocument/2006/relationships" xmlns:m="http://schemas.openxmlformats.org/officeDocument/2006/math" xmlns:v="urn:schemas-microsoft-com:vml" xmlns:wp14="http://schemas.microsoft.com/office/word/2010/wordprocessingDrawing" xmlns:wp="http://schemas.openxmlformats.org/drawingml/2006/wordprocessingDrawing" xmlns:w10="urn:schemas-microsoft-com:office:word" xmlns:w="http://schemas.openxmlformats.org/wordprocessingml/2006/main" xmlns:w14="http://schemas.microsoft.com/office/word/2010/wordml" xmlns:w15="http://schemas.microsoft.com/office/word/2012/wordml" xmlns:w16cid="http://schemas.microsoft.com/office/word/2016/wordml/cid" xmlns:w16se="http://schemas.microsoft.com/office/word/2015/wordml/symex" xmlns:wpg="http://schemas.microsoft.com/office/word/2010/wordprocessingGroup" xmlns:wpi="http://schemas.microsoft.com/office/word/2010/wordprocessingInk" xmlns:wne="http://schemas.microsoft.com/office/word/2006/wordml" xmlns:wps="http://schemas.microsoft.com/office/word/2010/wordprocessingShape" mc:Ignorable="w14 w15 w16se w16cid wp14">
   <w:p>
     <w:pPr>
       <w:pStyle w:val="Header"/>
@@ -799,7 +1297,7 @@
 </file>
 
 <file path=word/numbering.xml><?xml version="1.0" encoding="utf-8"?>
-<w:numbering xmlns:wpc="http://schemas.microsoft.com/office/word/2010/wordprocessingCanvas" xmlns:cx="http://schemas.microsoft.com/office/drawing/2014/chartex" xmlns:cx1="http://schemas.microsoft.com/office/drawing/2015/9/8/chartex" xmlns:cx2="http://schemas.microsoft.com/office/drawing/2015/10/21/chartex" xmlns:cx3="http://schemas.microsoft.com/office/drawing/2016/5/9/chartex" xmlns:cx4="http://schemas.microsoft.com/office/drawing/2016/5/10/chartex" xmlns:cx5="http://schemas.microsoft.com/office/drawing/2016/5/11/chartex" xmlns:cx6="http://schemas.microsoft.com/office/drawing/2016/5/12/chartex" xmlns:cx7="http://schemas.microsoft.com/office/drawing/2016/5/13/chartex" xmlns:cx8="http://schemas.microsoft.com/office/drawing/2016/5/14/chartex" xmlns:mc="http://schemas.openxmlformats.org/markup-compatibility/2006" xmlns:aink="http://schemas.microsoft.com/office/drawing/2016/ink" xmlns:am3d="http://schemas.microsoft.com/office/drawing/2017/model3d" xmlns:o="urn:schemas-microsoft-com:office:office" xmlns:oel="http://schemas.microsoft.com/office/2019/extlst" xmlns:r="http://schemas.openxmlformats.org/officeDocument/2006/relationships" xmlns:m="http://schemas.openxmlformats.org/officeDocument/2006/math" xmlns:v="urn:schemas-microsoft-com:vml" xmlns:wp14="http://schemas.microsoft.com/office/word/2010/wordprocessingDrawing" xmlns:wp="http://schemas.openxmlformats.org/drawingml/2006/wordprocessingDrawing" xmlns:w10="urn:schemas-microsoft-com:office:word" xmlns:w="http://schemas.openxmlformats.org/wordprocessingml/2006/main" xmlns:w14="http://schemas.microsoft.com/office/word/2010/wordml" xmlns:w15="http://schemas.microsoft.com/office/word/2012/wordml" xmlns:w16cex="http://schemas.microsoft.com/office/word/2018/wordml/cex" xmlns:w16cid="http://schemas.microsoft.com/office/word/2016/wordml/cid" xmlns:w16="http://schemas.microsoft.com/office/word/2018/wordml" xmlns:w16du="http://schemas.microsoft.com/office/word/2023/wordml/word16du" xmlns:w16sdtdh="http://schemas.microsoft.com/office/word/2020/wordml/sdtdatahash" xmlns:w16sdtfl="http://schemas.microsoft.com/office/word/2024/wordml/sdtformatlock" xmlns:w16se="http://schemas.microsoft.com/office/word/2015/wordml/symex" xmlns:wpg="http://schemas.microsoft.com/office/word/2010/wordprocessingGroup" xmlns:wpi="http://schemas.microsoft.com/office/word/2010/wordprocessingInk" xmlns:wne="http://schemas.microsoft.com/office/word/2006/wordml" xmlns:wps="http://schemas.microsoft.com/office/word/2010/wordprocessingShape" mc:Ignorable="w14 w15 w16se w16cid w16 w16cex w16sdtdh w16sdtfl w16du wp14">
+<w:numbering xmlns:wpc="http://schemas.microsoft.com/office/word/2010/wordprocessingCanvas" xmlns:cx="http://schemas.microsoft.com/office/drawing/2014/chartex" xmlns:cx1="http://schemas.microsoft.com/office/drawing/2015/9/8/chartex" xmlns:cx2="http://schemas.microsoft.com/office/drawing/2015/10/21/chartex" xmlns:cx3="http://schemas.microsoft.com/office/drawing/2016/5/9/chartex" xmlns:cx4="http://schemas.microsoft.com/office/drawing/2016/5/10/chartex" xmlns:cx5="http://schemas.microsoft.com/office/drawing/2016/5/11/chartex" xmlns:cx6="http://schemas.microsoft.com/office/drawing/2016/5/12/chartex" xmlns:cx7="http://schemas.microsoft.com/office/drawing/2016/5/13/chartex" xmlns:cx8="http://schemas.microsoft.com/office/drawing/2016/5/14/chartex" xmlns:mc="http://schemas.openxmlformats.org/markup-compatibility/2006" xmlns:aink="http://schemas.microsoft.com/office/drawing/2016/ink" xmlns:am3d="http://schemas.microsoft.com/office/drawing/2017/model3d" xmlns:o="urn:schemas-microsoft-com:office:office" xmlns:r="http://schemas.openxmlformats.org/officeDocument/2006/relationships" xmlns:m="http://schemas.openxmlformats.org/officeDocument/2006/math" xmlns:v="urn:schemas-microsoft-com:vml" xmlns:wp14="http://schemas.microsoft.com/office/word/2010/wordprocessingDrawing" xmlns:wp="http://schemas.openxmlformats.org/drawingml/2006/wordprocessingDrawing" xmlns:w10="urn:schemas-microsoft-com:office:word" xmlns:w="http://schemas.openxmlformats.org/wordprocessingml/2006/main" xmlns:w14="http://schemas.microsoft.com/office/word/2010/wordml" xmlns:w15="http://schemas.microsoft.com/office/word/2012/wordml" xmlns:w16cid="http://schemas.microsoft.com/office/word/2016/wordml/cid" xmlns:w16se="http://schemas.microsoft.com/office/word/2015/wordml/symex" xmlns:wpg="http://schemas.microsoft.com/office/word/2010/wordprocessingGroup" xmlns:wpi="http://schemas.microsoft.com/office/word/2010/wordprocessingInk" xmlns:wne="http://schemas.microsoft.com/office/word/2006/wordml" xmlns:wps="http://schemas.microsoft.com/office/word/2010/wordprocessingShape" mc:Ignorable="w14 w15 w16se w16cid wp14">
   <w:abstractNum w:abstractNumId="0" w15:restartNumberingAfterBreak="0">
     <w:nsid w:val="2C8108A1"/>
     <w:multiLevelType w:val="multilevel"/>
@@ -1175,20 +1673,20 @@
       </w:rPr>
     </w:lvl>
   </w:abstractNum>
-  <w:num w:numId="1" w16cid:durableId="1941793050">
+  <w:num w:numId="1">
     <w:abstractNumId w:val="1"/>
   </w:num>
-  <w:num w:numId="2" w16cid:durableId="458498457">
+  <w:num w:numId="2">
     <w:abstractNumId w:val="2"/>
   </w:num>
-  <w:num w:numId="3" w16cid:durableId="123936020">
+  <w:num w:numId="3">
     <w:abstractNumId w:val="0"/>
   </w:num>
 </w:numbering>
 </file>
 
 <file path=word/styles.xml><?xml version="1.0" encoding="utf-8"?>
-<w:styles xmlns:mc="http://schemas.openxmlformats.org/markup-compatibility/2006" xmlns:r="http://schemas.openxmlformats.org/officeDocument/2006/relationships" xmlns:w="http://schemas.openxmlformats.org/wordprocessingml/2006/main" xmlns:w14="http://schemas.microsoft.com/office/word/2010/wordml" xmlns:w15="http://schemas.microsoft.com/office/word/2012/wordml" xmlns:w16cex="http://schemas.microsoft.com/office/word/2018/wordml/cex" xmlns:w16cid="http://schemas.microsoft.com/office/word/2016/wordml/cid" xmlns:w16="http://schemas.microsoft.com/office/word/2018/wordml" xmlns:w16du="http://schemas.microsoft.com/office/word/2023/wordml/word16du" xmlns:w16sdtdh="http://schemas.microsoft.com/office/word/2020/wordml/sdtdatahash" xmlns:w16sdtfl="http://schemas.microsoft.com/office/word/2024/wordml/sdtformatlock" xmlns:w16se="http://schemas.microsoft.com/office/word/2015/wordml/symex" mc:Ignorable="w14 w15 w16se w16cid w16 w16cex w16sdtdh w16sdtfl w16du">
+<w:styles xmlns:mc="http://schemas.openxmlformats.org/markup-compatibility/2006" xmlns:r="http://schemas.openxmlformats.org/officeDocument/2006/relationships" xmlns:w="http://schemas.openxmlformats.org/wordprocessingml/2006/main" xmlns:w14="http://schemas.microsoft.com/office/word/2010/wordml" xmlns:w15="http://schemas.microsoft.com/office/word/2012/wordml" xmlns:w16cid="http://schemas.microsoft.com/office/word/2016/wordml/cid" xmlns:w16se="http://schemas.microsoft.com/office/word/2015/wordml/symex" mc:Ignorable="w14 w15 w16se w16cid">
   <w:docDefaults>
     <w:rPrDefault>
       <w:rPr>
@@ -1204,7 +1702,7 @@
       </w:pPr>
     </w:pPrDefault>
   </w:docDefaults>
-  <w:latentStyles w:defLockedState="0" w:defUIPriority="99" w:defSemiHidden="0" w:defUnhideWhenUsed="0" w:defQFormat="0" w:count="376">
+  <w:latentStyles w:defLockedState="0" w:defUIPriority="99" w:defSemiHidden="0" w:defUnhideWhenUsed="0" w:defQFormat="0" w:count="375">
     <w:lsdException w:name="Normal" w:uiPriority="0" w:qFormat="1"/>
     <w:lsdException w:name="heading 1" w:uiPriority="9" w:qFormat="1"/>
     <w:lsdException w:name="heading 2" w:semiHidden="1" w:uiPriority="9" w:unhideWhenUsed="1" w:qFormat="1"/>
@@ -1580,7 +2078,6 @@
     <w:lsdException w:name="Smart Hyperlink" w:semiHidden="1" w:unhideWhenUsed="1"/>
     <w:lsdException w:name="Hashtag" w:semiHidden="1" w:unhideWhenUsed="1"/>
     <w:lsdException w:name="Unresolved Mention" w:semiHidden="1" w:unhideWhenUsed="1"/>
-    <w:lsdException w:name="Smart Link" w:semiHidden="1" w:unhideWhenUsed="1"/>
   </w:latentStyles>
   <w:style w:type="paragraph" w:default="1" w:styleId="Normal">
     <w:name w:val="Normal"/>
@@ -1589,6 +2086,7 @@
   <w:style w:type="character" w:default="1" w:styleId="DefaultParagraphFont">
     <w:name w:val="Default Paragraph Font"/>
     <w:uiPriority w:val="1"/>
+    <w:semiHidden/>
     <w:unhideWhenUsed/>
   </w:style>
   <w:style w:type="table" w:default="1" w:styleId="TableNormal">
